--- a/microsservicos-cobertura-codigo.docx
+++ b/microsservicos-cobertura-codigo.docx
@@ -92,20 +92,19 @@
         <w:tc>
           <w:tcPr>
             <w:tcW w:type="dxa" w:w="2866"/>
-            <w:shd w:fill="2F5496" w:color="auto" w:val="clear"/>
-            <w:tcMar>
-              <w:top w:type="dxa" w:w="60"/>
-              <w:left w:type="dxa" w:w="100"/>
-              <w:bottom w:type="dxa" w:w="60"/>
-              <w:right w:type="dxa" w:w="100"/>
-            </w:tcMar>
-          </w:tcPr>
-          <w:p>
-            <w:r>
-              <w:rPr>
-                <w:b/>
-                <w:bCs/>
-                <w:color w:val="FFFFFF"/>
+            <w:shd w:fill="F2F2F2" w:color="auto" w:val="clear"/>
+            <w:tcMar>
+              <w:top w:type="dxa" w:w="60"/>
+              <w:left w:type="dxa" w:w="100"/>
+              <w:bottom w:type="dxa" w:w="60"/>
+              <w:right w:type="dxa" w:w="100"/>
+            </w:tcMar>
+          </w:tcPr>
+          <w:p>
+            <w:r>
+              <w:rPr>
+                <w:b/>
+                <w:bCs/>
                 <w:sz w:val="20"/>
                 <w:szCs w:val="20"/>
               </w:rPr>
@@ -116,20 +115,19 @@
         <w:tc>
           <w:tcPr>
             <w:tcW w:type="dxa" w:w="2000"/>
-            <w:shd w:fill="2F5496" w:color="auto" w:val="clear"/>
-            <w:tcMar>
-              <w:top w:type="dxa" w:w="60"/>
-              <w:left w:type="dxa" w:w="100"/>
-              <w:bottom w:type="dxa" w:w="60"/>
-              <w:right w:type="dxa" w:w="100"/>
-            </w:tcMar>
-          </w:tcPr>
-          <w:p>
-            <w:r>
-              <w:rPr>
-                <w:b/>
-                <w:bCs/>
-                <w:color w:val="FFFFFF"/>
+            <w:shd w:fill="F2F2F2" w:color="auto" w:val="clear"/>
+            <w:tcMar>
+              <w:top w:type="dxa" w:w="60"/>
+              <w:left w:type="dxa" w:w="100"/>
+              <w:bottom w:type="dxa" w:w="60"/>
+              <w:right w:type="dxa" w:w="100"/>
+            </w:tcMar>
+          </w:tcPr>
+          <w:p>
+            <w:r>
+              <w:rPr>
+                <w:b/>
+                <w:bCs/>
                 <w:sz w:val="20"/>
                 <w:szCs w:val="20"/>
               </w:rPr>
@@ -140,20 +138,19 @@
         <w:tc>
           <w:tcPr>
             <w:tcW w:type="dxa" w:w="1600"/>
-            <w:shd w:fill="2F5496" w:color="auto" w:val="clear"/>
-            <w:tcMar>
-              <w:top w:type="dxa" w:w="60"/>
-              <w:left w:type="dxa" w:w="100"/>
-              <w:bottom w:type="dxa" w:w="60"/>
-              <w:right w:type="dxa" w:w="100"/>
-            </w:tcMar>
-          </w:tcPr>
-          <w:p>
-            <w:r>
-              <w:rPr>
-                <w:b/>
-                <w:bCs/>
-                <w:color w:val="FFFFFF"/>
+            <w:shd w:fill="F2F2F2" w:color="auto" w:val="clear"/>
+            <w:tcMar>
+              <w:top w:type="dxa" w:w="60"/>
+              <w:left w:type="dxa" w:w="100"/>
+              <w:bottom w:type="dxa" w:w="60"/>
+              <w:right w:type="dxa" w:w="100"/>
+            </w:tcMar>
+          </w:tcPr>
+          <w:p>
+            <w:r>
+              <w:rPr>
+                <w:b/>
+                <w:bCs/>
                 <w:sz w:val="20"/>
                 <w:szCs w:val="20"/>
               </w:rPr>
@@ -164,20 +161,19 @@
         <w:tc>
           <w:tcPr>
             <w:tcW w:type="dxa" w:w="2000"/>
-            <w:shd w:fill="2F5496" w:color="auto" w:val="clear"/>
-            <w:tcMar>
-              <w:top w:type="dxa" w:w="60"/>
-              <w:left w:type="dxa" w:w="100"/>
-              <w:bottom w:type="dxa" w:w="60"/>
-              <w:right w:type="dxa" w:w="100"/>
-            </w:tcMar>
-          </w:tcPr>
-          <w:p>
-            <w:r>
-              <w:rPr>
-                <w:b/>
-                <w:bCs/>
-                <w:color w:val="FFFFFF"/>
+            <w:shd w:fill="F2F2F2" w:color="auto" w:val="clear"/>
+            <w:tcMar>
+              <w:top w:type="dxa" w:w="60"/>
+              <w:left w:type="dxa" w:w="100"/>
+              <w:bottom w:type="dxa" w:w="60"/>
+              <w:right w:type="dxa" w:w="100"/>
+            </w:tcMar>
+          </w:tcPr>
+          <w:p>
+            <w:r>
+              <w:rPr>
+                <w:b/>
+                <w:bCs/>
                 <w:sz w:val="20"/>
                 <w:szCs w:val="20"/>
               </w:rPr>
@@ -188,20 +184,19 @@
         <w:tc>
           <w:tcPr>
             <w:tcW w:type="dxa" w:w="2000"/>
-            <w:shd w:fill="2F5496" w:color="auto" w:val="clear"/>
-            <w:tcMar>
-              <w:top w:type="dxa" w:w="60"/>
-              <w:left w:type="dxa" w:w="100"/>
-              <w:bottom w:type="dxa" w:w="60"/>
-              <w:right w:type="dxa" w:w="100"/>
-            </w:tcMar>
-          </w:tcPr>
-          <w:p>
-            <w:r>
-              <w:rPr>
-                <w:b/>
-                <w:bCs/>
-                <w:color w:val="FFFFFF"/>
+            <w:shd w:fill="F2F2F2" w:color="auto" w:val="clear"/>
+            <w:tcMar>
+              <w:top w:type="dxa" w:w="60"/>
+              <w:left w:type="dxa" w:w="100"/>
+              <w:bottom w:type="dxa" w:w="60"/>
+              <w:right w:type="dxa" w:w="100"/>
+            </w:tcMar>
+          </w:tcPr>
+          <w:p>
+            <w:r>
+              <w:rPr>
+                <w:b/>
+                <w:bCs/>
                 <w:sz w:val="20"/>
                 <w:szCs w:val="20"/>
               </w:rPr>
@@ -827,20 +822,19 @@
         <w:tc>
           <w:tcPr>
             <w:tcW w:type="dxa" w:w="4466"/>
-            <w:shd w:fill="2F5496" w:color="auto" w:val="clear"/>
-            <w:tcMar>
-              <w:top w:type="dxa" w:w="60"/>
-              <w:left w:type="dxa" w:w="100"/>
-              <w:bottom w:type="dxa" w:w="60"/>
-              <w:right w:type="dxa" w:w="100"/>
-            </w:tcMar>
-          </w:tcPr>
-          <w:p>
-            <w:r>
-              <w:rPr>
-                <w:b/>
-                <w:bCs/>
-                <w:color w:val="FFFFFF"/>
+            <w:shd w:fill="F2F2F2" w:color="auto" w:val="clear"/>
+            <w:tcMar>
+              <w:top w:type="dxa" w:w="60"/>
+              <w:left w:type="dxa" w:w="100"/>
+              <w:bottom w:type="dxa" w:w="60"/>
+              <w:right w:type="dxa" w:w="100"/>
+            </w:tcMar>
+          </w:tcPr>
+          <w:p>
+            <w:r>
+              <w:rPr>
+                <w:b/>
+                <w:bCs/>
                 <w:sz w:val="20"/>
                 <w:szCs w:val="20"/>
               </w:rPr>
@@ -851,20 +845,19 @@
         <w:tc>
           <w:tcPr>
             <w:tcW w:type="dxa" w:w="3000"/>
-            <w:shd w:fill="2F5496" w:color="auto" w:val="clear"/>
-            <w:tcMar>
-              <w:top w:type="dxa" w:w="60"/>
-              <w:left w:type="dxa" w:w="100"/>
-              <w:bottom w:type="dxa" w:w="60"/>
-              <w:right w:type="dxa" w:w="100"/>
-            </w:tcMar>
-          </w:tcPr>
-          <w:p>
-            <w:r>
-              <w:rPr>
-                <w:b/>
-                <w:bCs/>
-                <w:color w:val="FFFFFF"/>
+            <w:shd w:fill="F2F2F2" w:color="auto" w:val="clear"/>
+            <w:tcMar>
+              <w:top w:type="dxa" w:w="60"/>
+              <w:left w:type="dxa" w:w="100"/>
+              <w:bottom w:type="dxa" w:w="60"/>
+              <w:right w:type="dxa" w:w="100"/>
+            </w:tcMar>
+          </w:tcPr>
+          <w:p>
+            <w:r>
+              <w:rPr>
+                <w:b/>
+                <w:bCs/>
                 <w:sz w:val="20"/>
                 <w:szCs w:val="20"/>
               </w:rPr>
@@ -875,20 +868,19 @@
         <w:tc>
           <w:tcPr>
             <w:tcW w:type="dxa" w:w="3000"/>
-            <w:shd w:fill="2F5496" w:color="auto" w:val="clear"/>
-            <w:tcMar>
-              <w:top w:type="dxa" w:w="60"/>
-              <w:left w:type="dxa" w:w="100"/>
-              <w:bottom w:type="dxa" w:w="60"/>
-              <w:right w:type="dxa" w:w="100"/>
-            </w:tcMar>
-          </w:tcPr>
-          <w:p>
-            <w:r>
-              <w:rPr>
-                <w:b/>
-                <w:bCs/>
-                <w:color w:val="FFFFFF"/>
+            <w:shd w:fill="F2F2F2" w:color="auto" w:val="clear"/>
+            <w:tcMar>
+              <w:top w:type="dxa" w:w="60"/>
+              <w:left w:type="dxa" w:w="100"/>
+              <w:bottom w:type="dxa" w:w="60"/>
+              <w:right w:type="dxa" w:w="100"/>
+            </w:tcMar>
+          </w:tcPr>
+          <w:p>
+            <w:r>
+              <w:rPr>
+                <w:b/>
+                <w:bCs/>
                 <w:sz w:val="20"/>
                 <w:szCs w:val="20"/>
               </w:rPr>
@@ -1963,7 +1955,7 @@
     <w:next w:val="Normal"/>
     <w:qFormat/>
     <w:rPr>
-      <w:color w:val="2E74B5"/>
+      <w:color w:val="auto"/>
       <w:sz w:val="32"/>
       <w:szCs w:val="32"/>
     </w:rPr>
@@ -1974,7 +1966,7 @@
     <w:next w:val="Normal"/>
     <w:qFormat/>
     <w:rPr>
-      <w:color w:val="2E74B5"/>
+      <w:color w:val="auto"/>
       <w:sz w:val="26"/>
       <w:szCs w:val="26"/>
     </w:rPr>
@@ -1985,7 +1977,7 @@
     <w:next w:val="Normal"/>
     <w:qFormat/>
     <w:rPr>
-      <w:color w:val="1F4D78"/>
+      <w:color w:val="auto"/>
       <w:sz w:val="24"/>
       <w:szCs w:val="24"/>
     </w:rPr>
@@ -1998,7 +1990,7 @@
     <w:rPr>
       <w:i/>
       <w:iCs/>
-      <w:color w:val="2E74B5"/>
+      <w:color w:val="auto"/>
     </w:rPr>
   </w:style>
   <w:style w:type="paragraph" w:styleId="Heading5">
@@ -2007,7 +1999,7 @@
     <w:next w:val="Normal"/>
     <w:qFormat/>
     <w:rPr>
-      <w:color w:val="2E74B5"/>
+      <w:color w:val="auto"/>
     </w:rPr>
   </w:style>
   <w:style w:type="paragraph" w:styleId="Heading6">
@@ -2016,7 +2008,7 @@
     <w:next w:val="Normal"/>
     <w:qFormat/>
     <w:rPr>
-      <w:color w:val="1F4D78"/>
+      <w:color w:val="auto"/>
     </w:rPr>
   </w:style>
   <w:style w:type="paragraph" w:styleId="Strong">
@@ -2040,7 +2032,7 @@
     <w:uiPriority w:val="99"/>
     <w:unhideWhenUsed/>
     <w:rPr>
-      <w:color w:val="0563C1"/>
+      <w:color w:val="auto"/>
       <w:u w:val="single"/>
     </w:rPr>
   </w:style>
